--- a/kiis2026f/paper/KIIS2026f_원고.docx
+++ b/kiis2026f/paper/KIIS2026f_원고.docx
@@ -59,7 +59,7 @@
               <w:rPr>
                 <w:rFonts w:ascii="HY중고딕" w:eastAsia="HY중고딕" w:hint="eastAsia"/>
               </w:rPr>
-              <w:t xml:space="preserve">LLM 에이전트의 세계모델로서 타입화된 판단: JEV 방식과 생성형 방식의 비교</w:t>
+              <w:t xml:space="preserve">결정 모델을 월드 모델로: LLM 에이전트에서 JEV와 생성형 LLM의 비교</w:t>
             </w:r>
           </w:p>
         </w:tc>
@@ -107,7 +107,7 @@
                 <w:bCs/>
                 <w:sz w:val="24"/>
               </w:rPr>
-              <w:t xml:space="preserve">Typed Judgments as World Models for LLM Agents: Comparing the JEV Style with Generative World Models</w:t>
+              <w:t xml:space="preserve">A Decision Model as a World Model: Comparing JEV with Generative LLMs for LLM Agents</w:t>
             </w:r>
           </w:p>
         </w:tc>
@@ -301,7 +301,7 @@
                 <w:sz w:val="17"/>
                 <w:szCs w:val="17"/>
               </w:rPr>
-              <w:t xml:space="preserve">본 논문은 LLM 에이전트의 세계모델로서 선택지 확률을 반환하는 타입화된 판단 방식(JEV 방식)과 다음 상태를 사실 목록으로 생성하는 방식을 같은 재귀 rollout과 계획기에서 비교한다. TextWorld 과제에서 기본 에이전트의 성공률은 17.0%, 실패 기억만 쓴 에이전트는 79.5%였고, frozen JEV는 93.4%, 환경 전이 6,000개로 학습한 LLM은 두 방식 모두 92.7%였다. 학습 없는 LLM에서는 타입화(83.0%)가 생성형(59.0%)보다 높았으나, 이 차이는 생성형이 한 step 예측의 26.0%를 파싱할 수 없는 형식으로 낸 데서 비롯됐고 학습 뒤 사라졌다. 학습한 LLM의 다단계 예측은 학습한 구조에서 JEV보다 정확했지만, 새 구조에서는 정확도가 JEV보다 25.6%p(타입화), 26.7%p(생성형) 더 떨어졌다.</w:t>
+              <w:t xml:space="preserve">선택지 위의 확률로 답하는 결정 모델(decision model) JEV를 LLM 에이전트의 월드 모델로 쓰는 방법을 제시하고, LLM을 그대로 또는 파인튜닝해 쓰는 방법과 비교한다. TextWorld 과제에서 과제 학습 없이 쓴 JEV의 성공률은 93.4%로, 실패한 행동만 기억하는 에이전트(79.5%)보다 높고 완벽한 예측을 넣은 기준(92.7%)과 구분되지 않았다. 학습 없는 LLM은 선택지로 물으면 83.0%, 다음 상태를 생성하게 하면 59.0%였고, 이 차이는 생성한 상태의 26.0%가 파싱되지 않는 데서 비롯됐다. 전이 6,000개로 파인튜닝한 LLM은 학습한 구조에서 92.7%에 도달했지만, 새 구조에서는 다단계 예측 정확도가 JEV보다 25.6–26.7%p 더 떨어졌다.</w:t>
             </w:r>
           </w:p>
           <w:p>
@@ -342,7 +342,7 @@
                 <w:sz w:val="17"/>
                 <w:szCs w:val="17"/>
               </w:rPr>
-              <w:t xml:space="preserve">세계모델(World Model), LLM 에이전트(LLM Agent), 타입화된 판단 모델(Typed Judgment Model), 생성형 세계모델(Generative World Model), TextWorld</w:t>
+              <w:t xml:space="preserve">월드 모델(World Model), LLM 에이전트(LLM Agent), 결정 모델(Decision Model), 파인튜닝(Fine-tuning), TextWorld</w:t>
             </w:r>
           </w:p>
         </w:tc>
@@ -364,6 +364,7 @@
     <w:p>
       <w:pPr>
         <w:pStyle w:val="1"/>
+        <w:keepNext/>
         <w:spacing w:line="240" w:lineRule="auto"/>
         <w:rPr>
           <w:rFonts w:ascii="HY중고딕" w:eastAsia="HY중고딕"/>
@@ -381,6 +382,7 @@
     <w:p>
       <w:pPr>
         <w:pStyle w:val="a5"/>
+        <w:keepNext/>
         <w:wordWrap/>
         <w:spacing w:line="240" w:lineRule="auto"/>
       </w:pPr>
@@ -399,7 +401,7 @@
         <w:rPr>
           <w:rFonts w:ascii="신명조" w:eastAsia="신명조" w:hint="eastAsia"/>
         </w:rPr>
-        <w:t xml:space="preserve">LLM 에이전트는 행동의 결과를 모른 채 행동을 골라 무효하거나 목표와 무관한 행동을 반복한다. 행동의 결과를 미리 상상하는 세계모델(world model)로 후보 행동을 평가하면 이를 줄일 수 있고, 보통 LLM이 다음 상태를 문장으로 생성한다 [1]. 그러나 그 예측은 부정확하다고 알려져 있다 [2].</w:t>
+        <w:t xml:space="preserve">LLM 에이전트는 행동의 결과를 모른 채 행동을 골라 무효하거나 목표와 무관한 행동을 반복한다. 이를 줄이려고 행동의 결과를 미리 예측하는 월드 모델로 LLM을 그대로 쓰거나 [1] 파인튜닝해 쓰는 방법 [2]이 제안되었다. 이 방법들은 다음 상태를 글로 생성하는데, 학습 없는 LLM의 예측은 부정확하다고 보고되었다 [3].</w:t>
       </w:r>
     </w:p>
     <w:p>
@@ -416,7 +418,7 @@
         <w:rPr>
           <w:rFonts w:ascii="신명조" w:eastAsia="신명조" w:hint="eastAsia"/>
         </w:rPr>
-        <w:t xml:space="preserve">JEV [3]는 상태와 질문을 받아 연구자가 정한 선택지 위의 확률을 반환하는 타입화된 판단 모델(typed judgment model)이다. 이 방식에서는 다음 상태를 쓰게 하는 대신 "이 행동 뒤 열쇠는 어디에 있는가"를 선택지로 묻는다. 본 논문은 이 방식이 세계모델로서 생성형보다 나은지, 그 이점을 JEV 없이 학습한 LLM으로도 얻을 수 있는지를 묻는다. 이를 위해 두 방식을 같은 재귀 rollout과 계획기에 연결하고, frozen JEV와 학습 전후의 LLM으로 2×2 비교를 구성해 과제 성공률과 다단계 예측을 평가한다.</w:t>
+        <w:t xml:space="preserve">한편 JEV [4]와 같은 결정 모델(decision model)은 상태와 질문을 받아 미리 정한 선택지 위의 확률을 반환한다. 본 논문은 이를 월드 모델로 쓰는 방법을 제시한다. 다음 상태를 쓰게 하는 대신 "이 행동 뒤 열쇠는 어디에 있는가"를 선택지로 묻고, 그 답으로 다음 상태를 구성한다. 이렇게 쓴 JEV를 학습 없는 LLM, 파인튜닝한 LLM과 비교하고, LLM에도 선택지로 물어(결정형) 다음 상태를 생성하게 하는 방식(생성형)과 비교한다.</w:t>
       </w:r>
     </w:p>
     <w:p>
@@ -436,6 +438,7 @@
     <w:p>
       <w:pPr>
         <w:pStyle w:val="1"/>
+        <w:keepNext/>
         <w:spacing w:line="240" w:lineRule="auto"/>
         <w:rPr>
           <w:rFonts w:ascii="HY중고딕" w:eastAsia="HY중고딕"/>
@@ -453,6 +456,7 @@
     <w:p>
       <w:pPr>
         <w:pStyle w:val="a5"/>
+        <w:keepNext/>
         <w:wordWrap/>
         <w:spacing w:line="240" w:lineRule="auto"/>
       </w:pPr>
@@ -460,6 +464,7 @@
     <w:p>
       <w:pPr>
         <w:pStyle w:val="a5"/>
+        <w:keepNext/>
         <w:wordWrap/>
         <w:spacing w:line="240" w:lineRule="auto"/>
         <w:ind w:firstLine="0"/>
@@ -475,7 +480,7 @@
           <w:b/>
           <w:bCs/>
         </w:rPr>
-        <w:t xml:space="preserve">2.1 과제와 공통 계획기</w:t>
+        <w:t xml:space="preserve">2.1 월드 모델을 쓰는 에이전트</w:t>
       </w:r>
     </w:p>
     <w:p>
@@ -492,7 +497,7 @@
         <w:rPr>
           <w:rFonts w:ascii="신명조" w:eastAsia="신명조" w:hint="eastAsia"/>
         </w:rPr>
-        <w:t xml:space="preserve">환경은 완전관측 TextWorld [4]다. 매 step 정책(Qwen3-4B [5])이 길이 2의 후보 행동열을 제안하고(8개씩 두 번 샘플링), 계획기는 세계모델로 각 후보의 결과를 상상해 식 (1)의 효용이 가장 큰 후보의 첫 행동만 실행한 뒤 실제 관측에서 다시 계획한다.</w:t>
+        <w:t xml:space="preserve">환경은 완전관측 TextWorld [5]다. 매 step 정책(Qwen3-4B [6])이 길이 2의 후보 행동열을 제안하면, 계획기는 월드 모델로 각 후보의 결과를 예측해 목표에 가장 가깝고 실행되지 않을 명령이 적은 후보의 첫 행동만 실행하고, 실제 관측에서 다시 계획한다. 계획하는 에이전트는 모두 현재 상태에서 이미 실패한 명령으로 시작하는 후보를 제외한다(실패 기억). 정책과 계획기는 모든 에이전트에 같고 월드 모델만 다르다.</w:t>
       </w:r>
     </w:p>
     <w:p>
@@ -505,170 +510,7 @@
     <w:p>
       <w:pPr>
         <w:pStyle w:val="a5"/>
-        <w:tabs>
-          <w:tab w:val="right" w:pos="4572"/>
-        </w:tabs>
-        <w:wordWrap/>
-        <w:spacing w:line="240" w:lineRule="auto"/>
-      </w:pPr>
-      <m:oMath>
-        <m:r>
-          <w:rPr>
-            <w:rFonts w:ascii="Cambria Math" w:hAnsi="Cambria Math"/>
-          </w:rPr>
-          <m:t xml:space="preserve">J(u)=P(G|s,u)+α·</m:t>
-        </m:r>
-        <m:r>
-          <m:rPr>
-            <m:sty m:val="p"/>
-          </m:rPr>
-          <w:rPr>
-            <w:rFonts w:ascii="Cambria Math" w:hAnsi="Cambria Math"/>
-          </w:rPr>
-          <m:t xml:space="preserve">prog</m:t>
-        </m:r>
-        <m:r>
-          <w:rPr>
-            <w:rFonts w:ascii="Cambria Math" w:hAnsi="Cambria Math"/>
-          </w:rPr>
-          <m:t xml:space="preserve">(s,u)−λ·E[</m:t>
-        </m:r>
-        <m:sSub>
-          <m:sSubPr>
-            <m:ctrlPr>
-              <w:rPr>
-                <w:rFonts w:ascii="Cambria Math" w:hAnsi="Cambria Math"/>
-                <w:i/>
-              </w:rPr>
-            </m:ctrlPr>
-          </m:sSubPr>
-          <m:e>
-            <m:r>
-              <w:rPr>
-                <w:rFonts w:ascii="Cambria Math" w:hAnsi="Cambria Math"/>
-              </w:rPr>
-              <m:t xml:space="preserve">N</m:t>
-            </m:r>
-          </m:e>
-          <m:sub>
-            <m:r>
-              <m:rPr>
-                <m:sty m:val="p"/>
-              </m:rPr>
-              <w:rPr>
-                <w:rFonts w:ascii="Cambria Math" w:hAnsi="Cambria Math"/>
-              </w:rPr>
-              <m:t xml:space="preserve">inv</m:t>
-            </m:r>
-          </m:sub>
-        </m:sSub>
-        <m:r>
-          <w:rPr>
-            <w:rFonts w:ascii="Cambria Math" w:hAnsi="Cambria Math"/>
-          </w:rPr>
-          <m:t xml:space="preserve">(u)]−c|u|+β·</m:t>
-        </m:r>
-        <m:sSub>
-          <m:sSubPr>
-            <m:ctrlPr>
-              <w:rPr>
-                <w:rFonts w:ascii="Cambria Math" w:hAnsi="Cambria Math"/>
-                <w:i/>
-              </w:rPr>
-            </m:ctrlPr>
-          </m:sSubPr>
-          <m:e>
-            <m:r>
-              <w:rPr>
-                <w:rFonts w:ascii="Cambria Math" w:hAnsi="Cambria Math"/>
-              </w:rPr>
-              <m:t xml:space="preserve">b</m:t>
-            </m:r>
-          </m:e>
-          <m:sub>
-            <m:r>
-              <w:rPr>
-                <w:rFonts w:ascii="Cambria Math" w:hAnsi="Cambria Math"/>
-              </w:rPr>
-              <m:t xml:space="preserve">π</m:t>
-            </m:r>
-          </m:sub>
-        </m:sSub>
-        <m:r>
-          <w:rPr>
-            <w:rFonts w:ascii="Cambria Math" w:hAnsi="Cambria Math"/>
-          </w:rPr>
-          <m:t xml:space="preserve">(u)</m:t>
-        </m:r>
-      </m:oMath>
-      <w:r>
-        <w:rPr>
-          <w:rFonts w:ascii="신명조" w:eastAsia="신명조" w:hint="eastAsia"/>
-        </w:rPr>
-        <w:tab/>
-        <w:t>(1)</w:t>
-      </w:r>
-    </w:p>
-    <w:p>
-      <w:pPr>
-        <w:pStyle w:val="a5"/>
-        <w:wordWrap/>
-        <w:spacing w:line="240" w:lineRule="auto"/>
-      </w:pPr>
-    </w:p>
-    <w:p>
-      <w:pPr>
-        <w:pStyle w:val="a5"/>
-        <w:wordWrap/>
-        <w:spacing w:line="240" w:lineRule="auto"/>
-        <w:ind w:firstLine="198"/>
-        <w:rPr>
-          <w:rFonts w:ascii="신명조" w:eastAsia="신명조"/>
-        </w:rPr>
-      </w:pPr>
-      <w:r>
-        <w:rPr>
-          <w:rFonts w:ascii="신명조" w:eastAsia="신명조" w:hint="eastAsia"/>
-        </w:rPr>
-        <w:t xml:space="preserve">G는 목표 조건의 동시 충족, prog는 충족된 조건의 비율, N</w:t>
-      </w:r>
-      <w:r>
-        <w:rPr>
-          <w:rFonts w:ascii="신명조" w:eastAsia="신명조" w:hint="eastAsia"/>
-          <w:vertAlign w:val="subscript"/>
-        </w:rPr>
-        <w:t xml:space="preserve">inv</w:t>
-      </w:r>
-      <w:r>
-        <w:rPr>
-          <w:rFonts w:ascii="신명조" w:eastAsia="신명조" w:hint="eastAsia"/>
-        </w:rPr>
-        <w:t xml:space="preserve">는 실행되지 않을 명령 수, b</w:t>
-      </w:r>
-      <w:r>
-        <w:rPr>
-          <w:rFonts w:ascii="신명조" w:eastAsia="신명조" w:hint="eastAsia"/>
-          <w:vertAlign w:val="subscript"/>
-        </w:rPr>
-        <w:t xml:space="preserve">π</w:t>
-      </w:r>
-      <w:r>
-        <w:rPr>
-          <w:rFonts w:ascii="신명조" w:eastAsia="신명조" w:hint="eastAsia"/>
-        </w:rPr>
-        <w:t xml:space="preserve">는 정책 순위에서 얻은 사전값이고, α=0.25, λ=0.1, c=0.01, β=0.05다. 계획하는 에이전트는 모두 현재 상태에서 이미 실패한 명령으로 시작하는 후보를 제외하고(실패 기억), 모든 후보가 그런 명령으로 시작하면 정책에 한 번 다시 묻는다.</w:t>
-      </w:r>
-    </w:p>
-    <w:p>
-      <w:pPr>
-        <w:pStyle w:val="a5"/>
-        <w:wordWrap/>
-        <w:spacing w:line="240" w:lineRule="auto"/>
-      </w:pPr>
-    </w:p>
-    <w:p>
-      <w:pPr>
-        <w:pStyle w:val="a5"/>
+        <w:keepNext/>
         <w:wordWrap/>
         <w:spacing w:line="240" w:lineRule="auto"/>
         <w:ind w:firstLine="0"/>
@@ -684,7 +526,7 @@
           <w:b/>
           <w:bCs/>
         </w:rPr>
-        <w:t xml:space="preserve">2.2 세계모델: 한 걸음 예측의 반복</w:t>
+        <w:t xml:space="preserve">2.2 결정 모델을 월드 모델로</w:t>
       </w:r>
     </w:p>
     <w:p>
@@ -701,7 +543,7 @@
         <w:rPr>
           <w:rFonts w:ascii="신명조" w:eastAsia="신명조" w:hint="eastAsia"/>
         </w:rPr>
-        <w:t xml:space="preserve">세계모델은 (상태, 행동)에서 다음 상태를 예측하고, 그 예측을 다시 입력해 여러 step을 상상한다. 전이 규칙은 주지 않는다. 타입화 방식은 명령의 실행 여부와 실행 뒤 각 상태 변수(위치, 물체의 소재, 문과 용기의 상태)의 값을 선택지로 묻고 확률을 받으며, 실행 확률로 "실행"과 "실패"를 가중해 폭 4의 beam으로 굴린다. 생성형 방식은 실행 여부와 다음 상태의 사실 목록을 쓰게 하고 파서로 같은 상태 형식으로 바꾼다. 파싱할 수 없는 응답(한 변수의 값이 둘이거나 없음)은 한 번 다시 생성하고, 그래도 실패하면 "실행 안 됨"으로 처리한다.</w:t>
+        <w:t xml:space="preserve">월드 모델은 (상태, 행동)에서 다음 상태를 예측하고, 그 예측을 다시 입력해 여러 step을 내다본다(전이 규칙은 주지 않는다). 결정형(그림 1 왼쪽)은 행동 하나에 질문 7개를 묻는다. 명령이 실행되는지와, 실행 뒤 상태 변수 6개(플레이어의 위치, 열쇠와 두 음식의 소재, 상자와 문의 상태)의 값이다. 가능한 값을 선택지로 주고 받은 확률에서 가장 높은 값으로 다음 상태를 만들며, 실행 확률로 "실행"과 "실패"를 가중해 폭 4의 beam으로 이어 간다. 생성형(그림 1 오른쪽)은 실행 여부와 다음 상태의 사실 목록을 쓰게 하고 파서로 읽는다. 파싱할 수 없는 응답(한 변수의 값이 둘이거나 없음)은 한 번 다시 생성하고, 그래도 실패하면 "실행 안 됨"으로 처리한다.</w:t>
       </w:r>
     </w:p>
     <w:p>
@@ -714,6 +556,106 @@
     <w:p>
       <w:pPr>
         <w:pStyle w:val="a5"/>
+        <w:wordWrap/>
+        <w:spacing w:line="240" w:lineRule="auto"/>
+        <w:jc w:val="center"/>
+      </w:pPr>
+      <w:r>
+        <w:rPr>
+          <w:noProof/>
+        </w:rPr>
+        <w:drawing>
+          <wp:inline distT="0" distB="0" distL="0" distR="0">
+            <wp:extent cx="2860000" cy="1161333"/>
+            <wp:effectExtent l="0" t="0" r="0" b="0"/>
+            <wp:docPr id="101" name="fig1"/>
+            <wp:cNvGraphicFramePr>
+              <a:graphicFrameLocks xmlns:a="http://schemas.openxmlformats.org/drawingml/2006/main" noChangeAspect="1"/>
+            </wp:cNvGraphicFramePr>
+            <a:graphic xmlns:a="http://schemas.openxmlformats.org/drawingml/2006/main">
+              <a:graphicData uri="http://schemas.openxmlformats.org/drawingml/2006/picture">
+                <pic:pic xmlns:pic="http://schemas.openxmlformats.org/drawingml/2006/picture">
+                  <pic:nvPicPr>
+                    <pic:cNvPr id="101" name="fig1"/>
+                    <pic:cNvPicPr>
+                      <a:picLocks noChangeAspect="1"/>
+                    </pic:cNvPicPr>
+                  </pic:nvPicPr>
+                  <pic:blipFill>
+                    <a:blip r:embed="rIdFig1"/>
+                    <a:stretch>
+                      <a:fillRect/>
+                    </a:stretch>
+                  </pic:blipFill>
+                  <pic:spPr bwMode="auto">
+                    <a:xfrm>
+                      <a:off x="0" y="0"/>
+                      <a:ext cx="2860000" cy="1161333"/>
+                    </a:xfrm>
+                    <a:prstGeom prst="rect">
+                      <a:avLst/>
+                    </a:prstGeom>
+                    <a:noFill/>
+                  </pic:spPr>
+                </pic:pic>
+              </a:graphicData>
+            </a:graphic>
+          </wp:inline>
+        </w:drawing>
+      </w:r>
+    </w:p>
+    <w:p>
+      <w:pPr>
+        <w:pStyle w:val="a7"/>
+        <w:wordWrap/>
+        <w:spacing w:line="240" w:lineRule="auto"/>
+        <w:jc w:val="center"/>
+        <w:rPr>
+          <w:rFonts w:ascii="신명조" w:eastAsia="신명조"/>
+        </w:rPr>
+      </w:pPr>
+      <w:r>
+        <w:rPr>
+          <w:rFonts w:ascii="신명조" w:eastAsia="신명조" w:hint="eastAsia"/>
+        </w:rPr>
+        <w:t xml:space="preserve">그림 1. 결정형·생성형 월드 모델의 한 step 예측 예.</w:t>
+      </w:r>
+    </w:p>
+    <w:p>
+      <w:pPr>
+        <w:pStyle w:val="a7"/>
+        <w:wordWrap/>
+        <w:spacing w:line="240" w:lineRule="auto"/>
+        <w:jc w:val="center"/>
+        <w:rPr>
+          <w:rFonts w:ascii="신명조" w:eastAsia="신명조"/>
+        </w:rPr>
+      </w:pPr>
+      <w:r>
+        <w:rPr>
+          <w:rFonts w:ascii="신명조" w:eastAsia="신명조" w:hint="eastAsia"/>
+        </w:rPr>
+        <w:t xml:space="preserve">Fig. 1. One prediction step in each style.</w:t>
+      </w:r>
+    </w:p>
+    <w:p>
+      <w:pPr>
+        <w:pStyle w:val="a5"/>
+        <w:wordWrap/>
+        <w:spacing w:line="240" w:lineRule="auto"/>
+      </w:pPr>
+    </w:p>
+    <w:p>
+      <w:pPr>
+        <w:pStyle w:val="a5"/>
+        <w:wordWrap/>
+        <w:spacing w:line="240" w:lineRule="auto"/>
+      </w:pPr>
+    </w:p>
+    <w:p>
+      <w:pPr>
+        <w:pStyle w:val="a5"/>
+        <w:keepNext/>
         <w:wordWrap/>
         <w:spacing w:line="240" w:lineRule="auto"/>
         <w:ind w:firstLine="0"/>
@@ -729,7 +671,7 @@
           <w:b/>
           <w:bCs/>
         </w:rPr>
-        <w:t xml:space="preserve">2.3 비교하는 에이전트</w:t>
+        <w:t xml:space="preserve">2.3 비교하는 월드 모델</w:t>
       </w:r>
     </w:p>
     <w:p>
@@ -746,7 +688,7 @@
         <w:rPr>
           <w:rFonts w:ascii="신명조" w:eastAsia="신명조" w:hint="eastAsia"/>
         </w:rPr>
-        <w:t xml:space="preserve">C는 세계모델 없이 정책의 1순위 계획을 따르고, C</w:t>
+        <w:t xml:space="preserve">결정 모델 JEV(A)는 API로 제공되는 모델(jev-1.13.0)을 이 과제로 학습하지 않고 그대로 쓴다. LLM(Qwen3-4B)은 학습 없이 결정형(B0)과 생성형(D0)으로 쓰고, LoRA [7]로 파인튜닝해 결정형(B)과 생성형(D)으로도 쓴다. B와 D는 학습용 world 150개에서 얻은 같은 전이 6,000개로 학습하고 정답의 형식만 다르다. LLM의 선택지 확률은 선택지 글자의 다음 토큰 확률이다. 월드 모델이 없는 기준선은 정책의 1순위 계획을 따르는 C와, 여기에 실패 기억만 더한 C</w:t>
       </w:r>
       <w:r>
         <w:rPr>
@@ -759,7 +701,7 @@
         <w:rPr>
           <w:rFonts w:ascii="신명조" w:eastAsia="신명조" w:hint="eastAsia"/>
         </w:rPr>
-        <w:t xml:space="preserve">은 C에 실패 기억만 더한다. 타입화 세계모델은 frozen JEV(A), 학습 없는 Qwen3-4B(B0), LoRA [6]로 학습한 Qwen3-4B(B)이고, 생성형은 학습 없는 Qwen3-4B(D0)와 학습한 Qwen3-4B(D)다. B와 D는 같은 환경 전이 6,000개로 학습하고 정답의 형식만 다르다. Qwen은 선택지 글자의 다음 토큰 확률을 선택지 확률로 쓴다. 참조선인 validity는 실행 여부만, oracle은 다음 상태까지 환경의 정답을 쓴다. oracle은 같은 후보와 효용에 완벽한 예측을 넣은 진단 기준이며 성능 상한이 아니다.</w:t>
+        <w:t xml:space="preserve">이다. 참조선 oracle은 같은 후보와 계획기에 환경의 정답을 넣은 기준이며 성능 상한은 아니다.</w:t>
       </w:r>
     </w:p>
     <w:p>
@@ -779,6 +721,7 @@
     <w:p>
       <w:pPr>
         <w:pStyle w:val="1"/>
+        <w:keepNext/>
         <w:spacing w:line="240" w:lineRule="auto"/>
         <w:rPr>
           <w:rFonts w:ascii="HY중고딕" w:eastAsia="HY중고딕"/>
@@ -796,6 +739,7 @@
     <w:p>
       <w:pPr>
         <w:pStyle w:val="a5"/>
+        <w:keepNext/>
         <w:wordWrap/>
         <w:spacing w:line="240" w:lineRule="auto"/>
       </w:pPr>
@@ -803,6 +747,7 @@
     <w:p>
       <w:pPr>
         <w:pStyle w:val="a5"/>
+        <w:keepNext/>
         <w:wordWrap/>
         <w:spacing w:line="240" w:lineRule="auto"/>
         <w:ind w:firstLine="0"/>
@@ -835,7 +780,7 @@
         <w:rPr>
           <w:rFonts w:ascii="신명조" w:eastAsia="신명조" w:hint="eastAsia"/>
         </w:rPr>
-        <w:t xml:space="preserve">과제는 방 두 개, 열쇠가 든 상자, 탁자 위의 목표 음식, 잠긴 문, 미끼 음식으로 이루어지고, 목표는 목표 음식을 들고 문을 연 채 먼 방에 있는 것이다. 평가 world 24개는 학습과 보정에 쓰지 않은 단어로 이름을 지었으나 구조는 학습과 같다(평가 전이의 69.5%는 이름만 다른 전이가 학습 데이터에 있다). 시작 상태 4개와 정책 seed 3개로 에이전트당 288 episode를 최대 30 step 실행하고, world 단위 bootstrap 95% 신뢰구간을 보고한다. 정책 설정은 별도의 world에서 세계모델 없는 기준선의 성공률로 정했다. 앞선 두 설계는 모든 세계모델이 oracle과 같은 58.7%에 머물거나 보정이 평가 world로 옮겨지지 않아 다시 설계했다.</w:t>
+        <w:t xml:space="preserve">과제는 방 두 개, 열쇠가 든 상자, 탁자 위의 목표 음식, 잠긴 문, 미끼 음식으로 이루어진다. 목표는 목표 음식을 들고 문을 연 채 먼 방에 있는 것이고, 최단 풀이는 행동 6개다(상자 열기, 열쇠 집기, 문 잠금 해제, 음식 집기, 문 열기, 이동). 평가 world 24개는 학습과 설정 조정에 쓰지 않은 단어로 이름을 지었다. 시작 상태 4개와 정책 seed 3개로 에이전트당 288 episode를 실행하고, 30 step 안에 목표를 이루면 성공이다. 무효율은 실행되지 않은 행동의 비율이고, 성공률에는 world 단위 bootstrap 95% 신뢰구간을 붙인다. 과제와 정책 설정은 예비 실험을 거쳐, 평가와 분리된 world에서 월드 모델 없는 기준선의 성공률로 정했다.</w:t>
       </w:r>
     </w:p>
     <w:p>
@@ -848,6 +793,7 @@
     <w:p>
       <w:pPr>
         <w:pStyle w:val="a5"/>
+        <w:keepNext/>
         <w:wordWrap/>
         <w:spacing w:line="240" w:lineRule="auto"/>
         <w:ind w:firstLine="0"/>
@@ -863,7 +809,7 @@
           <w:b/>
           <w:bCs/>
         </w:rPr>
-        <w:t xml:space="preserve">3.2 과제 성공률</w:t>
+        <w:t xml:space="preserve">3.2 결과</w:t>
       </w:r>
     </w:p>
     <w:p>
@@ -879,8 +825,16 @@
       <w:r>
         <w:rPr>
           <w:rFonts w:ascii="신명조" w:eastAsia="신명조" w:hint="eastAsia"/>
-        </w:rPr>
-        <w:t xml:space="preserve">표 1에서 C는 17.0%, C</w:t>
+          <w:b/>
+          <w:bCs/>
+        </w:rPr>
+        <w:t xml:space="preserve">월드 모델의 효과.</w:t>
+      </w:r>
+      <w:r>
+        <w:rPr>
+          <w:rFonts w:ascii="신명조" w:eastAsia="신명조" w:hint="eastAsia"/>
+        </w:rPr>
+        <w:t xml:space="preserve"> 표 1에서 월드 모델이 없는 C는 17.0%, 실패 기억을 더한 C</w:t>
       </w:r>
       <w:r>
         <w:rPr>
@@ -893,7 +847,7 @@
         <w:rPr>
           <w:rFonts w:ascii="신명조" w:eastAsia="신명조" w:hint="eastAsia"/>
         </w:rPr>
-        <w:t xml:space="preserve">은 79.5%였고, 세계모델을 쓴 A와 B·D는 C</w:t>
+        <w:t xml:space="preserve">은 79.5%였다. 월드 모델을 쓴 A와 B·D는 C</w:t>
       </w:r>
       <w:r>
         <w:rPr>
@@ -906,7 +860,7 @@
         <w:rPr>
           <w:rFonts w:ascii="신명조" w:eastAsia="신명조" w:hint="eastAsia"/>
         </w:rPr>
-        <w:t xml:space="preserve">보다 각각 13.9%p [2.1, 24.3], 13.2%p [2.8, 22.9] 높았다. 실패 기억만 있는 에이전트와 비교해도 세계모델의 이득이 남았다. B와 D는 모든 episode에서 oracle과 성공 여부가 같았고 A와 oracle의 차이는 구분되지 않아, 이 과제의 성공률은 세 세계모델을 가르지 못한다.</w:t>
+        <w:t xml:space="preserve">보다 각각 13.9%p [2.1, 24.3], 13.2%p [2.8, 22.9] 높아, 실패한 행동을 기억하는 것만으로는 설명되지 않는 이득이 있었다.</w:t>
       </w:r>
     </w:p>
     <w:p>
@@ -931,7 +885,7 @@
         <w:rPr>
           <w:rFonts w:ascii="신명조" w:eastAsia="신명조" w:hint="eastAsia"/>
         </w:rPr>
-        <w:t xml:space="preserve">표 1. 세계모델별 과제 성공률과 비용.</w:t>
+        <w:t xml:space="preserve">표 1. 월드 모델별 과제 성공률과 비용.</w:t>
       </w:r>
     </w:p>
     <w:p>
@@ -987,9 +941,9 @@
               <w:right w:val="single" w:sz="2" w:space="0" w:color="000000"/>
             </w:tcBorders>
             <w:tcMar>
-              <w:top w:w="28" w:type="dxa"/>
+              <w:top w:w="12" w:type="dxa"/>
               <w:left w:w="45" w:type="dxa"/>
-              <w:bottom w:w="28" w:type="dxa"/>
+              <w:bottom w:w="12" w:type="dxa"/>
               <w:right w:w="45" w:type="dxa"/>
             </w:tcMar>
             <w:vAlign w:val="center"/>
@@ -1028,9 +982,9 @@
               <w:right w:val="single" w:sz="2" w:space="0" w:color="000000"/>
             </w:tcBorders>
             <w:tcMar>
-              <w:top w:w="28" w:type="dxa"/>
+              <w:top w:w="12" w:type="dxa"/>
               <w:left w:w="45" w:type="dxa"/>
-              <w:bottom w:w="28" w:type="dxa"/>
+              <w:bottom w:w="12" w:type="dxa"/>
               <w:right w:w="45" w:type="dxa"/>
             </w:tcMar>
             <w:vAlign w:val="center"/>
@@ -1069,9 +1023,9 @@
               <w:right w:val="single" w:sz="2" w:space="0" w:color="000000"/>
             </w:tcBorders>
             <w:tcMar>
-              <w:top w:w="28" w:type="dxa"/>
+              <w:top w:w="12" w:type="dxa"/>
               <w:left w:w="45" w:type="dxa"/>
-              <w:bottom w:w="28" w:type="dxa"/>
+              <w:bottom w:w="12" w:type="dxa"/>
               <w:right w:w="45" w:type="dxa"/>
             </w:tcMar>
             <w:vAlign w:val="center"/>
@@ -1110,9 +1064,9 @@
               <w:right w:val="single" w:sz="12" w:space="0" w:color="000000"/>
             </w:tcBorders>
             <w:tcMar>
-              <w:top w:w="28" w:type="dxa"/>
+              <w:top w:w="12" w:type="dxa"/>
               <w:left w:w="45" w:type="dxa"/>
-              <w:bottom w:w="28" w:type="dxa"/>
+              <w:bottom w:w="12" w:type="dxa"/>
               <w:right w:w="45" w:type="dxa"/>
             </w:tcMar>
             <w:vAlign w:val="center"/>
@@ -1157,9 +1111,9 @@
               <w:right w:val="single" w:sz="2" w:space="0" w:color="000000"/>
             </w:tcBorders>
             <w:tcMar>
-              <w:top w:w="28" w:type="dxa"/>
+              <w:top w:w="12" w:type="dxa"/>
               <w:left w:w="45" w:type="dxa"/>
-              <w:bottom w:w="28" w:type="dxa"/>
+              <w:bottom w:w="12" w:type="dxa"/>
               <w:right w:w="45" w:type="dxa"/>
             </w:tcMar>
             <w:vAlign w:val="center"/>
@@ -1198,9 +1152,9 @@
               <w:right w:val="single" w:sz="2" w:space="0" w:color="000000"/>
             </w:tcBorders>
             <w:tcMar>
-              <w:top w:w="28" w:type="dxa"/>
+              <w:top w:w="12" w:type="dxa"/>
               <w:left w:w="45" w:type="dxa"/>
-              <w:bottom w:w="28" w:type="dxa"/>
+              <w:bottom w:w="12" w:type="dxa"/>
               <w:right w:w="45" w:type="dxa"/>
             </w:tcMar>
             <w:vAlign w:val="center"/>
@@ -1239,9 +1193,9 @@
               <w:right w:val="single" w:sz="2" w:space="0" w:color="000000"/>
             </w:tcBorders>
             <w:tcMar>
-              <w:top w:w="28" w:type="dxa"/>
+              <w:top w:w="12" w:type="dxa"/>
               <w:left w:w="45" w:type="dxa"/>
-              <w:bottom w:w="28" w:type="dxa"/>
+              <w:bottom w:w="12" w:type="dxa"/>
               <w:right w:w="45" w:type="dxa"/>
             </w:tcMar>
             <w:vAlign w:val="center"/>
@@ -1280,9 +1234,9 @@
               <w:right w:val="single" w:sz="12" w:space="0" w:color="000000"/>
             </w:tcBorders>
             <w:tcMar>
-              <w:top w:w="28" w:type="dxa"/>
+              <w:top w:w="12" w:type="dxa"/>
               <w:left w:w="45" w:type="dxa"/>
-              <w:bottom w:w="28" w:type="dxa"/>
+              <w:bottom w:w="12" w:type="dxa"/>
               <w:right w:w="45" w:type="dxa"/>
             </w:tcMar>
             <w:vAlign w:val="center"/>
@@ -1327,9 +1281,9 @@
               <w:right w:val="single" w:sz="2" w:space="0" w:color="000000"/>
             </w:tcBorders>
             <w:tcMar>
-              <w:top w:w="28" w:type="dxa"/>
+              <w:top w:w="12" w:type="dxa"/>
               <w:left w:w="45" w:type="dxa"/>
-              <w:bottom w:w="28" w:type="dxa"/>
+              <w:bottom w:w="12" w:type="dxa"/>
               <w:right w:w="45" w:type="dxa"/>
             </w:tcMar>
             <w:vAlign w:val="center"/>
@@ -1377,9 +1331,9 @@
               <w:right w:val="single" w:sz="2" w:space="0" w:color="000000"/>
             </w:tcBorders>
             <w:tcMar>
-              <w:top w:w="28" w:type="dxa"/>
+              <w:top w:w="12" w:type="dxa"/>
               <w:left w:w="45" w:type="dxa"/>
-              <w:bottom w:w="28" w:type="dxa"/>
+              <w:bottom w:w="12" w:type="dxa"/>
               <w:right w:w="45" w:type="dxa"/>
             </w:tcMar>
             <w:vAlign w:val="center"/>
@@ -1418,9 +1372,9 @@
               <w:right w:val="single" w:sz="2" w:space="0" w:color="000000"/>
             </w:tcBorders>
             <w:tcMar>
-              <w:top w:w="28" w:type="dxa"/>
+              <w:top w:w="12" w:type="dxa"/>
               <w:left w:w="45" w:type="dxa"/>
-              <w:bottom w:w="28" w:type="dxa"/>
+              <w:bottom w:w="12" w:type="dxa"/>
               <w:right w:w="45" w:type="dxa"/>
             </w:tcMar>
             <w:vAlign w:val="center"/>
@@ -1459,9 +1413,9 @@
               <w:right w:val="single" w:sz="12" w:space="0" w:color="000000"/>
             </w:tcBorders>
             <w:tcMar>
-              <w:top w:w="28" w:type="dxa"/>
+              <w:top w:w="12" w:type="dxa"/>
               <w:left w:w="45" w:type="dxa"/>
-              <w:bottom w:w="28" w:type="dxa"/>
+              <w:bottom w:w="12" w:type="dxa"/>
               <w:right w:w="45" w:type="dxa"/>
             </w:tcMar>
             <w:vAlign w:val="center"/>
@@ -1506,9 +1460,9 @@
               <w:right w:val="single" w:sz="2" w:space="0" w:color="000000"/>
             </w:tcBorders>
             <w:tcMar>
-              <w:top w:w="28" w:type="dxa"/>
+              <w:top w:w="12" w:type="dxa"/>
               <w:left w:w="45" w:type="dxa"/>
-              <w:bottom w:w="28" w:type="dxa"/>
+              <w:bottom w:w="12" w:type="dxa"/>
               <w:right w:w="45" w:type="dxa"/>
             </w:tcMar>
             <w:vAlign w:val="center"/>
@@ -1547,9 +1501,9 @@
               <w:right w:val="single" w:sz="2" w:space="0" w:color="000000"/>
             </w:tcBorders>
             <w:tcMar>
-              <w:top w:w="28" w:type="dxa"/>
+              <w:top w:w="12" w:type="dxa"/>
               <w:left w:w="45" w:type="dxa"/>
-              <w:bottom w:w="28" w:type="dxa"/>
+              <w:bottom w:w="12" w:type="dxa"/>
               <w:right w:w="45" w:type="dxa"/>
             </w:tcMar>
             <w:vAlign w:val="center"/>
@@ -1588,9 +1542,9 @@
               <w:right w:val="single" w:sz="2" w:space="0" w:color="000000"/>
             </w:tcBorders>
             <w:tcMar>
-              <w:top w:w="28" w:type="dxa"/>
+              <w:top w:w="12" w:type="dxa"/>
               <w:left w:w="45" w:type="dxa"/>
-              <w:bottom w:w="28" w:type="dxa"/>
+              <w:bottom w:w="12" w:type="dxa"/>
               <w:right w:w="45" w:type="dxa"/>
             </w:tcMar>
             <w:vAlign w:val="center"/>
@@ -1629,9 +1583,9 @@
               <w:right w:val="single" w:sz="12" w:space="0" w:color="000000"/>
             </w:tcBorders>
             <w:tcMar>
-              <w:top w:w="28" w:type="dxa"/>
+              <w:top w:w="12" w:type="dxa"/>
               <w:left w:w="45" w:type="dxa"/>
-              <w:bottom w:w="28" w:type="dxa"/>
+              <w:bottom w:w="12" w:type="dxa"/>
               <w:right w:w="45" w:type="dxa"/>
             </w:tcMar>
             <w:vAlign w:val="center"/>
@@ -1676,9 +1630,9 @@
               <w:right w:val="single" w:sz="2" w:space="0" w:color="000000"/>
             </w:tcBorders>
             <w:tcMar>
-              <w:top w:w="28" w:type="dxa"/>
+              <w:top w:w="12" w:type="dxa"/>
               <w:left w:w="45" w:type="dxa"/>
-              <w:bottom w:w="28" w:type="dxa"/>
+              <w:bottom w:w="12" w:type="dxa"/>
               <w:right w:w="45" w:type="dxa"/>
             </w:tcMar>
             <w:vAlign w:val="center"/>
@@ -1717,9 +1671,9 @@
               <w:right w:val="single" w:sz="2" w:space="0" w:color="000000"/>
             </w:tcBorders>
             <w:tcMar>
-              <w:top w:w="28" w:type="dxa"/>
+              <w:top w:w="12" w:type="dxa"/>
               <w:left w:w="45" w:type="dxa"/>
-              <w:bottom w:w="28" w:type="dxa"/>
+              <w:bottom w:w="12" w:type="dxa"/>
               <w:right w:w="45" w:type="dxa"/>
             </w:tcMar>
             <w:vAlign w:val="center"/>
@@ -1758,9 +1712,9 @@
               <w:right w:val="single" w:sz="2" w:space="0" w:color="000000"/>
             </w:tcBorders>
             <w:tcMar>
-              <w:top w:w="28" w:type="dxa"/>
+              <w:top w:w="12" w:type="dxa"/>
               <w:left w:w="45" w:type="dxa"/>
-              <w:bottom w:w="28" w:type="dxa"/>
+              <w:bottom w:w="12" w:type="dxa"/>
               <w:right w:w="45" w:type="dxa"/>
             </w:tcMar>
             <w:vAlign w:val="center"/>
@@ -1799,9 +1753,9 @@
               <w:right w:val="single" w:sz="12" w:space="0" w:color="000000"/>
             </w:tcBorders>
             <w:tcMar>
-              <w:top w:w="28" w:type="dxa"/>
+              <w:top w:w="12" w:type="dxa"/>
               <w:left w:w="45" w:type="dxa"/>
-              <w:bottom w:w="28" w:type="dxa"/>
+              <w:bottom w:w="12" w:type="dxa"/>
               <w:right w:w="45" w:type="dxa"/>
             </w:tcMar>
             <w:vAlign w:val="center"/>
@@ -1846,9 +1800,9 @@
               <w:right w:val="single" w:sz="2" w:space="0" w:color="000000"/>
             </w:tcBorders>
             <w:tcMar>
-              <w:top w:w="28" w:type="dxa"/>
+              <w:top w:w="12" w:type="dxa"/>
               <w:left w:w="45" w:type="dxa"/>
-              <w:bottom w:w="28" w:type="dxa"/>
+              <w:bottom w:w="12" w:type="dxa"/>
               <w:right w:w="45" w:type="dxa"/>
             </w:tcMar>
             <w:vAlign w:val="center"/>
@@ -1887,9 +1841,9 @@
               <w:right w:val="single" w:sz="2" w:space="0" w:color="000000"/>
             </w:tcBorders>
             <w:tcMar>
-              <w:top w:w="28" w:type="dxa"/>
+              <w:top w:w="12" w:type="dxa"/>
               <w:left w:w="45" w:type="dxa"/>
-              <w:bottom w:w="28" w:type="dxa"/>
+              <w:bottom w:w="12" w:type="dxa"/>
               <w:right w:w="45" w:type="dxa"/>
             </w:tcMar>
             <w:vAlign w:val="center"/>
@@ -1928,9 +1882,9 @@
               <w:right w:val="single" w:sz="2" w:space="0" w:color="000000"/>
             </w:tcBorders>
             <w:tcMar>
-              <w:top w:w="28" w:type="dxa"/>
+              <w:top w:w="12" w:type="dxa"/>
               <w:left w:w="45" w:type="dxa"/>
-              <w:bottom w:w="28" w:type="dxa"/>
+              <w:bottom w:w="12" w:type="dxa"/>
               <w:right w:w="45" w:type="dxa"/>
             </w:tcMar>
             <w:vAlign w:val="center"/>
@@ -1969,9 +1923,9 @@
               <w:right w:val="single" w:sz="12" w:space="0" w:color="000000"/>
             </w:tcBorders>
             <w:tcMar>
-              <w:top w:w="28" w:type="dxa"/>
+              <w:top w:w="12" w:type="dxa"/>
               <w:left w:w="45" w:type="dxa"/>
-              <w:bottom w:w="28" w:type="dxa"/>
+              <w:bottom w:w="12" w:type="dxa"/>
               <w:right w:w="45" w:type="dxa"/>
             </w:tcMar>
             <w:vAlign w:val="center"/>
@@ -2016,9 +1970,9 @@
               <w:right w:val="single" w:sz="2" w:space="0" w:color="000000"/>
             </w:tcBorders>
             <w:tcMar>
-              <w:top w:w="28" w:type="dxa"/>
+              <w:top w:w="12" w:type="dxa"/>
               <w:left w:w="45" w:type="dxa"/>
-              <w:bottom w:w="28" w:type="dxa"/>
+              <w:bottom w:w="12" w:type="dxa"/>
               <w:right w:w="45" w:type="dxa"/>
             </w:tcMar>
             <w:vAlign w:val="center"/>
@@ -2057,9 +2011,9 @@
               <w:right w:val="single" w:sz="2" w:space="0" w:color="000000"/>
             </w:tcBorders>
             <w:tcMar>
-              <w:top w:w="28" w:type="dxa"/>
+              <w:top w:w="12" w:type="dxa"/>
               <w:left w:w="45" w:type="dxa"/>
-              <w:bottom w:w="28" w:type="dxa"/>
+              <w:bottom w:w="12" w:type="dxa"/>
               <w:right w:w="45" w:type="dxa"/>
             </w:tcMar>
             <w:vAlign w:val="center"/>
@@ -2098,9 +2052,9 @@
               <w:right w:val="single" w:sz="2" w:space="0" w:color="000000"/>
             </w:tcBorders>
             <w:tcMar>
-              <w:top w:w="28" w:type="dxa"/>
+              <w:top w:w="12" w:type="dxa"/>
               <w:left w:w="45" w:type="dxa"/>
-              <w:bottom w:w="28" w:type="dxa"/>
+              <w:bottom w:w="12" w:type="dxa"/>
               <w:right w:w="45" w:type="dxa"/>
             </w:tcMar>
             <w:vAlign w:val="center"/>
@@ -2139,9 +2093,9 @@
               <w:right w:val="single" w:sz="12" w:space="0" w:color="000000"/>
             </w:tcBorders>
             <w:tcMar>
-              <w:top w:w="28" w:type="dxa"/>
+              <w:top w:w="12" w:type="dxa"/>
               <w:left w:w="45" w:type="dxa"/>
-              <w:bottom w:w="28" w:type="dxa"/>
+              <w:bottom w:w="12" w:type="dxa"/>
               <w:right w:w="45" w:type="dxa"/>
             </w:tcMar>
             <w:vAlign w:val="center"/>
@@ -2186,9 +2140,9 @@
               <w:right w:val="single" w:sz="2" w:space="0" w:color="000000"/>
             </w:tcBorders>
             <w:tcMar>
-              <w:top w:w="28" w:type="dxa"/>
+              <w:top w:w="12" w:type="dxa"/>
               <w:left w:w="45" w:type="dxa"/>
-              <w:bottom w:w="28" w:type="dxa"/>
+              <w:bottom w:w="12" w:type="dxa"/>
               <w:right w:w="45" w:type="dxa"/>
             </w:tcMar>
             <w:vAlign w:val="center"/>
@@ -2227,9 +2181,9 @@
               <w:right w:val="single" w:sz="2" w:space="0" w:color="000000"/>
             </w:tcBorders>
             <w:tcMar>
-              <w:top w:w="28" w:type="dxa"/>
+              <w:top w:w="12" w:type="dxa"/>
               <w:left w:w="45" w:type="dxa"/>
-              <w:bottom w:w="28" w:type="dxa"/>
+              <w:bottom w:w="12" w:type="dxa"/>
               <w:right w:w="45" w:type="dxa"/>
             </w:tcMar>
             <w:vAlign w:val="center"/>
@@ -2268,9 +2222,9 @@
               <w:right w:val="single" w:sz="2" w:space="0" w:color="000000"/>
             </w:tcBorders>
             <w:tcMar>
-              <w:top w:w="28" w:type="dxa"/>
+              <w:top w:w="12" w:type="dxa"/>
               <w:left w:w="45" w:type="dxa"/>
-              <w:bottom w:w="28" w:type="dxa"/>
+              <w:bottom w:w="12" w:type="dxa"/>
               <w:right w:w="45" w:type="dxa"/>
             </w:tcMar>
             <w:vAlign w:val="center"/>
@@ -2309,9 +2263,9 @@
               <w:right w:val="single" w:sz="12" w:space="0" w:color="000000"/>
             </w:tcBorders>
             <w:tcMar>
-              <w:top w:w="28" w:type="dxa"/>
+              <w:top w:w="12" w:type="dxa"/>
               <w:left w:w="45" w:type="dxa"/>
-              <w:bottom w:w="28" w:type="dxa"/>
+              <w:bottom w:w="12" w:type="dxa"/>
               <w:right w:w="45" w:type="dxa"/>
             </w:tcMar>
             <w:vAlign w:val="center"/>
@@ -2337,176 +2291,6 @@
                 <w:szCs w:val="16"/>
               </w:rPr>
               <w:t xml:space="preserve">73 GPU-s</w:t>
-            </w:r>
-          </w:p>
-        </w:tc>
-      </w:tr>
-      <w:tr>
-        <w:trPr>
-          <w:cantSplit/>
-          <w:trHeight w:val="200"/>
-        </w:trPr>
-        <w:tc>
-          <w:tcPr>
-            <w:tcW w:w="740" w:type="dxa"/>
-            <w:tcBorders>
-              <w:top w:val="single" w:sz="2" w:space="0" w:color="000000"/>
-              <w:left w:val="single" w:sz="12" w:space="0" w:color="000000"/>
-              <w:bottom w:val="single" w:sz="2" w:space="0" w:color="000000"/>
-              <w:right w:val="single" w:sz="2" w:space="0" w:color="000000"/>
-            </w:tcBorders>
-            <w:tcMar>
-              <w:top w:w="28" w:type="dxa"/>
-              <w:left w:w="45" w:type="dxa"/>
-              <w:bottom w:w="28" w:type="dxa"/>
-              <w:right w:w="45" w:type="dxa"/>
-            </w:tcMar>
-            <w:vAlign w:val="center"/>
-          </w:tcPr>
-          <w:p>
-            <w:pPr>
-              <w:pStyle w:val="a5"/>
-              <w:keepNext/>
-              <w:wordWrap/>
-              <w:spacing w:line="240" w:lineRule="auto"/>
-              <w:ind w:firstLine="0"/>
-              <w:jc w:val="left"/>
-              <w:rPr>
-                <w:rFonts w:ascii="신명조" w:eastAsia="신명조"/>
-                <w:sz w:val="16"/>
-                <w:szCs w:val="16"/>
-              </w:rPr>
-            </w:pPr>
-            <w:r>
-              <w:rPr>
-                <w:rFonts w:ascii="신명조" w:eastAsia="신명조" w:hint="eastAsia"/>
-                <w:sz w:val="16"/>
-                <w:szCs w:val="16"/>
-              </w:rPr>
-              <w:t xml:space="preserve">Validity</w:t>
-            </w:r>
-          </w:p>
-        </w:tc>
-        <w:tc>
-          <w:tcPr>
-            <w:tcW w:w="1540" w:type="dxa"/>
-            <w:tcBorders>
-              <w:top w:val="single" w:sz="2" w:space="0" w:color="000000"/>
-              <w:left w:val="single" w:sz="2" w:space="0" w:color="000000"/>
-              <w:bottom w:val="single" w:sz="2" w:space="0" w:color="000000"/>
-              <w:right w:val="single" w:sz="2" w:space="0" w:color="000000"/>
-            </w:tcBorders>
-            <w:tcMar>
-              <w:top w:w="28" w:type="dxa"/>
-              <w:left w:w="45" w:type="dxa"/>
-              <w:bottom w:w="28" w:type="dxa"/>
-              <w:right w:w="45" w:type="dxa"/>
-            </w:tcMar>
-            <w:vAlign w:val="center"/>
-          </w:tcPr>
-          <w:p>
-            <w:pPr>
-              <w:pStyle w:val="a5"/>
-              <w:keepNext/>
-              <w:wordWrap/>
-              <w:spacing w:line="240" w:lineRule="auto"/>
-              <w:ind w:firstLine="0"/>
-              <w:jc w:val="center"/>
-              <w:rPr>
-                <w:rFonts w:ascii="신명조" w:eastAsia="신명조"/>
-                <w:sz w:val="16"/>
-                <w:szCs w:val="16"/>
-              </w:rPr>
-            </w:pPr>
-            <w:r>
-              <w:rPr>
-                <w:rFonts w:ascii="신명조" w:eastAsia="신명조" w:hint="eastAsia"/>
-                <w:sz w:val="16"/>
-                <w:szCs w:val="16"/>
-              </w:rPr>
-              <w:t xml:space="preserve">85.8 [77.8, 92.7]</w:t>
-            </w:r>
-          </w:p>
-        </w:tc>
-        <w:tc>
-          <w:tcPr>
-            <w:tcW w:w="800" w:type="dxa"/>
-            <w:tcBorders>
-              <w:top w:val="single" w:sz="2" w:space="0" w:color="000000"/>
-              <w:left w:val="single" w:sz="2" w:space="0" w:color="000000"/>
-              <w:bottom w:val="single" w:sz="2" w:space="0" w:color="000000"/>
-              <w:right w:val="single" w:sz="2" w:space="0" w:color="000000"/>
-            </w:tcBorders>
-            <w:tcMar>
-              <w:top w:w="28" w:type="dxa"/>
-              <w:left w:w="45" w:type="dxa"/>
-              <w:bottom w:w="28" w:type="dxa"/>
-              <w:right w:w="45" w:type="dxa"/>
-            </w:tcMar>
-            <w:vAlign w:val="center"/>
-          </w:tcPr>
-          <w:p>
-            <w:pPr>
-              <w:pStyle w:val="a5"/>
-              <w:keepNext/>
-              <w:wordWrap/>
-              <w:spacing w:line="240" w:lineRule="auto"/>
-              <w:ind w:firstLine="0"/>
-              <w:jc w:val="center"/>
-              <w:rPr>
-                <w:rFonts w:ascii="신명조" w:eastAsia="신명조"/>
-                <w:sz w:val="16"/>
-                <w:szCs w:val="16"/>
-              </w:rPr>
-            </w:pPr>
-            <w:r>
-              <w:rPr>
-                <w:rFonts w:ascii="신명조" w:eastAsia="신명조" w:hint="eastAsia"/>
-                <w:sz w:val="16"/>
-                <w:szCs w:val="16"/>
-              </w:rPr>
-              <w:t xml:space="preserve">10.8</w:t>
-            </w:r>
-          </w:p>
-        </w:tc>
-        <w:tc>
-          <w:tcPr>
-            <w:tcW w:w="1400" w:type="dxa"/>
-            <w:tcBorders>
-              <w:top w:val="single" w:sz="2" w:space="0" w:color="000000"/>
-              <w:left w:val="single" w:sz="2" w:space="0" w:color="000000"/>
-              <w:bottom w:val="single" w:sz="2" w:space="0" w:color="000000"/>
-              <w:right w:val="single" w:sz="12" w:space="0" w:color="000000"/>
-            </w:tcBorders>
-            <w:tcMar>
-              <w:top w:w="28" w:type="dxa"/>
-              <w:left w:w="45" w:type="dxa"/>
-              <w:bottom w:w="28" w:type="dxa"/>
-              <w:right w:w="45" w:type="dxa"/>
-            </w:tcMar>
-            <w:vAlign w:val="center"/>
-          </w:tcPr>
-          <w:p>
-            <w:pPr>
-              <w:pStyle w:val="a5"/>
-              <w:keepNext/>
-              <w:wordWrap/>
-              <w:spacing w:line="240" w:lineRule="auto"/>
-              <w:ind w:firstLine="0"/>
-              <w:jc w:val="center"/>
-              <w:rPr>
-                <w:rFonts w:ascii="신명조" w:eastAsia="신명조"/>
-                <w:sz w:val="16"/>
-                <w:szCs w:val="16"/>
-              </w:rPr>
-            </w:pPr>
-            <w:r>
-              <w:rPr>
-                <w:rFonts w:ascii="신명조" w:eastAsia="신명조" w:hint="eastAsia"/>
-                <w:sz w:val="16"/>
-                <w:szCs w:val="16"/>
-              </w:rPr>
-              <w:t xml:space="preserve">–</w:t>
             </w:r>
           </w:p>
         </w:tc>
@@ -2526,9 +2310,9 @@
               <w:right w:val="single" w:sz="2" w:space="0" w:color="000000"/>
             </w:tcBorders>
             <w:tcMar>
-              <w:top w:w="28" w:type="dxa"/>
+              <w:top w:w="12" w:type="dxa"/>
               <w:left w:w="45" w:type="dxa"/>
-              <w:bottom w:w="28" w:type="dxa"/>
+              <w:bottom w:w="12" w:type="dxa"/>
               <w:right w:w="45" w:type="dxa"/>
             </w:tcMar>
             <w:vAlign w:val="center"/>
@@ -2566,9 +2350,9 @@
               <w:right w:val="single" w:sz="2" w:space="0" w:color="000000"/>
             </w:tcBorders>
             <w:tcMar>
-              <w:top w:w="28" w:type="dxa"/>
+              <w:top w:w="12" w:type="dxa"/>
               <w:left w:w="45" w:type="dxa"/>
-              <w:bottom w:w="28" w:type="dxa"/>
+              <w:bottom w:w="12" w:type="dxa"/>
               <w:right w:w="45" w:type="dxa"/>
             </w:tcMar>
             <w:vAlign w:val="center"/>
@@ -2606,9 +2390,9 @@
               <w:right w:val="single" w:sz="2" w:space="0" w:color="000000"/>
             </w:tcBorders>
             <w:tcMar>
-              <w:top w:w="28" w:type="dxa"/>
+              <w:top w:w="12" w:type="dxa"/>
               <w:left w:w="45" w:type="dxa"/>
-              <w:bottom w:w="28" w:type="dxa"/>
+              <w:bottom w:w="12" w:type="dxa"/>
               <w:right w:w="45" w:type="dxa"/>
             </w:tcMar>
             <w:vAlign w:val="center"/>
@@ -2646,9 +2430,9 @@
               <w:right w:val="single" w:sz="12" w:space="0" w:color="000000"/>
             </w:tcBorders>
             <w:tcMar>
-              <w:top w:w="28" w:type="dxa"/>
+              <w:top w:w="12" w:type="dxa"/>
               <w:left w:w="45" w:type="dxa"/>
-              <w:bottom w:w="28" w:type="dxa"/>
+              <w:bottom w:w="12" w:type="dxa"/>
               <w:right w:w="45" w:type="dxa"/>
             </w:tcMar>
             <w:vAlign w:val="center"/>
@@ -2696,7 +2480,7 @@
           <w:sz w:val="16"/>
           <w:szCs w:val="16"/>
         </w:rPr>
-        <w:t xml:space="preserve">Brackets: 95% CI. B, D: 6,000 training transitions (13.9, 4.5 GPU-h).</w:t>
+        <w:t xml:space="preserve">Brackets: 95% CI. B, D: fine-tuned LLM (13.9, 4.5 GPU-h).</w:t>
       </w:r>
     </w:p>
     <w:p>
@@ -2719,54 +2503,53 @@
       <w:r>
         <w:rPr>
           <w:rFonts w:ascii="신명조" w:eastAsia="신명조" w:hint="eastAsia"/>
-        </w:rPr>
-        <w:t xml:space="preserve">학습 없는 LLM에서는 타입화 B0가 생성형 D0보다 24.0%p [11.5, 35.8] 높았고, D0는 C</w:t>
-      </w:r>
-      <w:r>
-        <w:rPr>
-          <w:rFonts w:ascii="신명조" w:eastAsia="신명조" w:hint="eastAsia"/>
-          <w:vertAlign w:val="subscript"/>
-        </w:rPr>
-        <w:t xml:space="preserve">fm</w:t>
-      </w:r>
-      <w:r>
-        <w:rPr>
-          <w:rFonts w:ascii="신명조" w:eastAsia="신명조" w:hint="eastAsia"/>
-        </w:rPr>
-        <w:t xml:space="preserve">보다도 20.5%p 낮았다. 원인은 출력 형식이다. D0는 한 step 예측의 26.0%에서 한 물체를 두 곳에 두는 등 파싱할 수 없는 상태를 냈고, 이것이 "실행 안 됨"으로 처리되어 에이전트가 음식 집기를 피하다가 음식 없이 먼 방에 들어가(D0 40%, C</w:t>
-      </w:r>
-      <w:r>
-        <w:rPr>
-          <w:rFonts w:ascii="신명조" w:eastAsia="신명조" w:hint="eastAsia"/>
-          <w:vertAlign w:val="subscript"/>
-        </w:rPr>
-        <w:t xml:space="preserve">fm</w:t>
-      </w:r>
-      <w:r>
-        <w:rPr>
-          <w:rFonts w:ascii="신명조" w:eastAsia="신명조" w:hint="eastAsia"/>
-        </w:rPr>
-        <w:t xml:space="preserve"> 21%) 대부분 회복하지 못했다. 파싱된 응답만 보면 D0의 한 step 정확도는 B0보다 낮지 않았다. 학습 뒤에는 파싱 실패가 0.1%로 줄고 B와 D의 차이도 사라졌다. 즉 타입화의 이점은 학습 데이터가 없을 때의 형식 견고성이다. A와 B0의 차이(+10.4%p)는 이 표본으로는 구분되지 않았다.</w:t>
-      </w:r>
-    </w:p>
-    <w:p>
-      <w:pPr>
-        <w:pStyle w:val="a5"/>
-        <w:wordWrap/>
-        <w:spacing w:line="240" w:lineRule="auto"/>
-      </w:pPr>
-    </w:p>
-    <w:p>
-      <w:pPr>
-        <w:pStyle w:val="a5"/>
-        <w:wordWrap/>
-        <w:spacing w:line="240" w:lineRule="auto"/>
-        <w:ind w:firstLine="0"/>
-        <w:rPr>
-          <w:rFonts w:ascii="신명조" w:eastAsia="신명조"/>
           <w:b/>
           <w:bCs/>
         </w:rPr>
+        <w:t xml:space="preserve">학습 없이 쓸 때.</w:t>
+      </w:r>
+      <w:r>
+        <w:rPr>
+          <w:rFonts w:ascii="신명조" w:eastAsia="신명조" w:hint="eastAsia"/>
+        </w:rPr>
+        <w:t xml:space="preserve"> 과제 학습 없이 쓴 JEV(A)는 93.4%로 oracle(92.7%)과 구분되지 않았다. 같은 조건의 LLM은 결정형 B0가 생성형 D0보다 24.0%p [11.5, 35.8] 높았고, D0는 C</w:t>
+      </w:r>
+      <w:r>
+        <w:rPr>
+          <w:rFonts w:ascii="신명조" w:eastAsia="신명조" w:hint="eastAsia"/>
+          <w:vertAlign w:val="subscript"/>
+        </w:rPr>
+        <w:t xml:space="preserve">fm</w:t>
+      </w:r>
+      <w:r>
+        <w:rPr>
+          <w:rFonts w:ascii="신명조" w:eastAsia="신명조" w:hint="eastAsia"/>
+        </w:rPr>
+        <w:t xml:space="preserve">보다도 20.5%p 낮았다. 원인은 출력 형식이다. D0는 한 step 예측의 26.0%에서 그림 1처럼 파싱할 수 없는 상태를 냈고, 이것이 "실행 안 됨"으로 처리되어 에이전트가 음식 집기를 피하다가 음식 없이 먼 방에 들어가(D0 40%, C</w:t>
+      </w:r>
+      <w:r>
+        <w:rPr>
+          <w:rFonts w:ascii="신명조" w:eastAsia="신명조" w:hint="eastAsia"/>
+          <w:vertAlign w:val="subscript"/>
+        </w:rPr>
+        <w:t xml:space="preserve">fm</w:t>
+      </w:r>
+      <w:r>
+        <w:rPr>
+          <w:rFonts w:ascii="신명조" w:eastAsia="신명조" w:hint="eastAsia"/>
+        </w:rPr>
+        <w:t xml:space="preserve"> 21%) 대부분 회복하지 못했다. 파싱된 응답만 보면 D0의 정확도는 B0보다 낮지 않았으므로, 결정형의 이점은 예측 내용이 아니라 형식의 견고성이다. 예측 정확도에서는 JEV와 LLM의 차이가 컸다. 길이 4의 rollout 800개에서(그림 2) JEV는 4 step 뒤에도 상태가 77.9% 일치했지만, 학습 없는 LLM은 9.1%, 6.2%로 아무것도 바뀌지 않는다고 예측하는 기준(persistence, 15.6%)보다 낮았다. 다만 성공률에서 A와 B0의 차이(+10.4%p)는 구분되지 않았다.</w:t>
+      </w:r>
+    </w:p>
+    <w:p>
+      <w:pPr>
+        <w:pStyle w:val="a5"/>
+        <w:wordWrap/>
+        <w:spacing w:line="240" w:lineRule="auto"/>
+        <w:ind w:firstLine="198"/>
+        <w:rPr>
+          <w:rFonts w:ascii="신명조" w:eastAsia="신명조"/>
+        </w:rPr>
       </w:pPr>
       <w:r>
         <w:rPr>
@@ -2774,24 +2557,13 @@
           <w:b/>
           <w:bCs/>
         </w:rPr>
-        <w:t xml:space="preserve">3.3 다단계 예측</w:t>
-      </w:r>
-    </w:p>
-    <w:p>
-      <w:pPr>
-        <w:pStyle w:val="a5"/>
-        <w:wordWrap/>
-        <w:spacing w:line="240" w:lineRule="auto"/>
-        <w:ind w:firstLine="198"/>
-        <w:rPr>
-          <w:rFonts w:ascii="신명조" w:eastAsia="신명조"/>
-        </w:rPr>
-      </w:pPr>
-      <w:r>
-        <w:rPr>
-          <w:rFonts w:ascii="신명조" w:eastAsia="신명조" w:hint="eastAsia"/>
-        </w:rPr>
-        <w:t xml:space="preserve">그림 1은 시작 상태 400개에서 길이 4의 행동열 두 종류(정책, 무작위)를 굴린 rollout 800개의 상태 완전일치다. 평가 world에서 학습한 B와 D는 4 step 뒤에도 98.5%, 96.8%였고, A는 90.9%에서 77.9%로 떨어졌다. 학습 없는 Qwen은 아무것도 바뀌지 않는다고 예측하는 기준(persistence) 수준이거나 그보다 낮았다. 그러나 곁방, 미끼 열쇠, 둘째 용기를 더한 새 구조에서는 B와 D의 정확도 하락이 A보다 25.6%p [18.8, 33.9], 26.7%p [21.7, 31.6] 컸다. 학습의 이득은 학습한 구조 안에 머물렀다. 자기 예측을 이어 굴릴 때의 오류 누적은 두 방식 사이에 구분되지 않았다.</w:t>
+        <w:t xml:space="preserve">파인튜닝했을 때.</w:t>
+      </w:r>
+      <w:r>
+        <w:rPr>
+          <w:rFonts w:ascii="신명조" w:eastAsia="신명조" w:hint="eastAsia"/>
+        </w:rPr>
+        <w:t xml:space="preserve"> 파인튜닝한 B와 D는 모든 episode에서 oracle과 성공 여부가 같았고, 4 step 예측도 98.5%, 96.8%로 JEV보다 정확했다. 파싱 실패는 0.1%로 줄어 성공률에서 두 방식의 차이도 사라졌다. 그러나 평가 world는 이름만 새롭고 구조는 학습과 같다(평가 전이의 69.5%는 이름만 다른 전이가 학습 데이터에 있다). 곁방, 미끼 열쇠, 둘째 용기를 더한 새 구조(그림 2(b))에서는 4 step 정확도가 B 71.5%, D 66.5%로 JEV(85.5%)보다 낮았고, 하락폭은 JEV보다 25.6%p [18.8, 33.9], 26.7%p [21.7, 31.6] 컸다. 파인튜닝의 이득은 학습한 구조 안에 머물렀다.</w:t>
       </w:r>
     </w:p>
     <w:p>
@@ -2814,9 +2586,9 @@
         </w:rPr>
         <w:drawing>
           <wp:inline distT="0" distB="0" distL="0" distR="0">
-            <wp:extent cx="2860000" cy="1950000"/>
+            <wp:extent cx="2860000" cy="1802667"/>
             <wp:effectExtent l="0" t="0" r="0" b="0"/>
-            <wp:docPr id="101" name="fig2"/>
+            <wp:docPr id="102" name="fig2"/>
             <wp:cNvGraphicFramePr>
               <a:graphicFrameLocks xmlns:a="http://schemas.openxmlformats.org/drawingml/2006/main" noChangeAspect="1"/>
             </wp:cNvGraphicFramePr>
@@ -2824,13 +2596,13 @@
               <a:graphicData uri="http://schemas.openxmlformats.org/drawingml/2006/picture">
                 <pic:pic xmlns:pic="http://schemas.openxmlformats.org/drawingml/2006/picture">
                   <pic:nvPicPr>
-                    <pic:cNvPr id="101" name="fig2"/>
+                    <pic:cNvPr id="102" name="fig2"/>
                     <pic:cNvPicPr>
                       <a:picLocks noChangeAspect="1"/>
                     </pic:cNvPicPr>
                   </pic:nvPicPr>
                   <pic:blipFill>
-                    <a:blip r:embed="rIdFig1"/>
+                    <a:blip r:embed="rIdFig2"/>
                     <a:stretch>
                       <a:fillRect/>
                     </a:stretch>
@@ -2838,7 +2610,7 @@
                   <pic:spPr bwMode="auto">
                     <a:xfrm>
                       <a:off x="0" y="0"/>
-                      <a:ext cx="2860000" cy="1950000"/>
+                      <a:ext cx="2860000" cy="1802667"/>
                     </a:xfrm>
                     <a:prstGeom prst="rect">
                       <a:avLst/>
@@ -2866,7 +2638,7 @@
         <w:rPr>
           <w:rFonts w:ascii="신명조" w:eastAsia="신명조" w:hint="eastAsia"/>
         </w:rPr>
-        <w:t xml:space="preserve">그림 1. rollout 길이에 따른 상태 예측 정확도.</w:t>
+        <w:t xml:space="preserve">그림 2. rollout 길이에 따른 상태 예측 정확도.</w:t>
       </w:r>
     </w:p>
     <w:p>
@@ -2883,7 +2655,7 @@
         <w:rPr>
           <w:rFonts w:ascii="신명조" w:eastAsia="신명조" w:hint="eastAsia"/>
         </w:rPr>
-        <w:t xml:space="preserve">Fig. 1. State prediction accuracy vs. rollout length.</w:t>
+        <w:t xml:space="preserve">Fig. 2. State prediction accuracy vs. rollout length.</w:t>
       </w:r>
     </w:p>
     <w:p>
@@ -2910,6 +2682,7 @@
     <w:p>
       <w:pPr>
         <w:pStyle w:val="1"/>
+        <w:keepNext/>
         <w:spacing w:line="240" w:lineRule="auto"/>
         <w:rPr>
           <w:rFonts w:ascii="HY중고딕" w:eastAsia="HY중고딕"/>
@@ -2927,6 +2700,7 @@
     <w:p>
       <w:pPr>
         <w:pStyle w:val="a5"/>
+        <w:keepNext/>
         <w:wordWrap/>
         <w:spacing w:line="240" w:lineRule="auto"/>
       </w:pPr>
@@ -2945,7 +2719,7 @@
         <w:rPr>
           <w:rFonts w:ascii="신명조" w:eastAsia="신명조" w:hint="eastAsia"/>
         </w:rPr>
-        <w:t xml:space="preserve">세계모델은 실패 기억만 쓴 에이전트보다 성공률을 높였고, frozen JEV는 과제 학습 없이도 완벽한 예측을 넣은 기준과 구분되지 않았다. 타입화의 이점은 학습 전의 형식 견고성이었고 학습 뒤 사라졌으며, 학습한 LLM은 학습한 구조에서는 더 정확했지만 새 구조에서는 JEV보다 크게 떨어졌다. 한계는 완전관측 TextWorld의 한 과제 구조, 두 step 계획, 한 가지 LLM, 연구자가 설계한 상태 변수와 파싱 실패 처리 규칙, 응답이 실행마다 달라질 수 있는 외부 API다. 향후 다른 환경과 새 구조에서의 과제 성공률로 확장한다.</w:t>
+        <w:t xml:space="preserve">결정 모델 JEV는 과제 학습 없이도 LLM 에이전트의 월드 모델로 쓸 수 있었고, 성공률은 완벽한 예측을 넣은 기준과 구분되지 않았다. LLM을 그대로 쓸 때는 선택지로 묻는 결정형이 형식 오류를 막아 생성형보다 높았고, 파인튜닝한 LLM은 학습한 구조에서는 가장 정확했지만 새 구조에서는 JEV보다 크게 떨어졌다. 이 결과는 한 가지 과제 구조와 LLM, 한 가지 파싱 실패 처리 규칙에서 얻은 것이며, 향후 다른 환경과 새 구조로 확장한다.</w:t>
       </w:r>
     </w:p>
     <w:p>
@@ -3043,7 +2817,7 @@
         <w:rPr>
           <w:rFonts w:ascii="신명조" w:eastAsia="신명조" w:hint="eastAsia"/>
         </w:rPr>
-        <w:t xml:space="preserve">[2] R. Wang et al., "Can Language Models Serve as Text-Based World Simulators?," </w:t>
+        <w:t xml:space="preserve">[2] K. Xie et al., "Making Large Language Models into World Models with Precondition and Effect Knowledge," </w:t>
       </w:r>
       <w:r>
         <w:rPr>
@@ -3051,13 +2825,13 @@
           <w:i/>
           <w:iCs/>
         </w:rPr>
-        <w:t xml:space="preserve">Proc. ACL</w:t>
-      </w:r>
-      <w:r>
-        <w:rPr>
-          <w:rFonts w:ascii="신명조" w:eastAsia="신명조" w:hint="eastAsia"/>
-        </w:rPr>
-        <w:t xml:space="preserve">, pp. 1–17, 2024.</w:t>
+        <w:t xml:space="preserve">Proc. COLING</w:t>
+      </w:r>
+      <w:r>
+        <w:rPr>
+          <w:rFonts w:ascii="신명조" w:eastAsia="신명조" w:hint="eastAsia"/>
+        </w:rPr>
+        <w:t xml:space="preserve">, pp. 7532–7545, 2025.</w:t>
       </w:r>
     </w:p>
     <w:p>
@@ -3077,7 +2851,21 @@
         <w:rPr>
           <w:rFonts w:ascii="신명조" w:eastAsia="신명조" w:hint="eastAsia"/>
         </w:rPr>
-        <w:t xml:space="preserve">[3] TypeSafe AI, "Introducing System One Models &amp; Jev," Available: https://typesafe.ai/blog/introducing-system-one-models-and-jev, [Accessed: Sep. 30, 2026].</w:t>
+        <w:t xml:space="preserve">[3] R. Wang et al., "Can Language Models Serve as Text-Based World Simulators?," </w:t>
+      </w:r>
+      <w:r>
+        <w:rPr>
+          <w:rFonts w:ascii="신명조" w:eastAsia="신명조" w:hint="eastAsia"/>
+          <w:i/>
+          <w:iCs/>
+        </w:rPr>
+        <w:t xml:space="preserve">Proc. ACL</w:t>
+      </w:r>
+      <w:r>
+        <w:rPr>
+          <w:rFonts w:ascii="신명조" w:eastAsia="신명조" w:hint="eastAsia"/>
+        </w:rPr>
+        <w:t xml:space="preserve">, pp. 1–17, 2024.</w:t>
       </w:r>
     </w:p>
     <w:p>
@@ -3097,21 +2885,7 @@
         <w:rPr>
           <w:rFonts w:ascii="신명조" w:eastAsia="신명조" w:hint="eastAsia"/>
         </w:rPr>
-        <w:t xml:space="preserve">[4] M.-A. Côté et al., "TextWorld: A Learning Environment for Text-based Games," </w:t>
-      </w:r>
-      <w:r>
-        <w:rPr>
-          <w:rFonts w:ascii="신명조" w:eastAsia="신명조" w:hint="eastAsia"/>
-          <w:i/>
-          <w:iCs/>
-        </w:rPr>
-        <w:t xml:space="preserve">Proc. IJCAI Computer Games Workshop</w:t>
-      </w:r>
-      <w:r>
-        <w:rPr>
-          <w:rFonts w:ascii="신명조" w:eastAsia="신명조" w:hint="eastAsia"/>
-        </w:rPr>
-        <w:t xml:space="preserve">, 2018.</w:t>
+        <w:t xml:space="preserve">[4] TypeSafe AI, "Introducing System One Models &amp; Jev," Available: https://typesafe.ai/blog/introducing-system-one-models-and-jev, [Accessed: Sep. 30, 2026].</w:t>
       </w:r>
     </w:p>
     <w:p>
@@ -3131,7 +2905,21 @@
         <w:rPr>
           <w:rFonts w:ascii="신명조" w:eastAsia="신명조" w:hint="eastAsia"/>
         </w:rPr>
-        <w:t xml:space="preserve">[5] A. Yang et al., "Qwen3 Technical Report," arXiv:2505.09388, 2025.</w:t>
+        <w:t xml:space="preserve">[5] M.-A. Côté et al., "TextWorld: A Learning Environment for Text-based Games," </w:t>
+      </w:r>
+      <w:r>
+        <w:rPr>
+          <w:rFonts w:ascii="신명조" w:eastAsia="신명조" w:hint="eastAsia"/>
+          <w:i/>
+          <w:iCs/>
+        </w:rPr>
+        <w:t xml:space="preserve">Proc. IJCAI Computer Games Workshop</w:t>
+      </w:r>
+      <w:r>
+        <w:rPr>
+          <w:rFonts w:ascii="신명조" w:eastAsia="신명조" w:hint="eastAsia"/>
+        </w:rPr>
+        <w:t xml:space="preserve">, 2018.</w:t>
       </w:r>
     </w:p>
     <w:p>
@@ -3151,7 +2939,27 @@
         <w:rPr>
           <w:rFonts w:ascii="신명조" w:eastAsia="신명조" w:hint="eastAsia"/>
         </w:rPr>
-        <w:t xml:space="preserve">[6] E. J. Hu et al., "LoRA: Low-Rank Adaptation of Large Language Models," </w:t>
+        <w:t xml:space="preserve">[6] A. Yang et al., "Qwen3 Technical Report," arXiv:2505.09388, 2025.</w:t>
+      </w:r>
+    </w:p>
+    <w:p>
+      <w:pPr>
+        <w:pStyle w:val="a4"/>
+        <w:tabs>
+          <w:tab w:val="left" w:pos="284"/>
+        </w:tabs>
+        <w:wordWrap/>
+        <w:spacing w:line="240" w:lineRule="auto"/>
+        <w:ind w:left="283" w:hangingChars="157" w:hanging="283"/>
+        <w:rPr>
+          <w:rFonts w:ascii="신명조" w:eastAsia="신명조"/>
+        </w:rPr>
+      </w:pPr>
+      <w:r>
+        <w:rPr>
+          <w:rFonts w:ascii="신명조" w:eastAsia="신명조" w:hint="eastAsia"/>
+        </w:rPr>
+        <w:t xml:space="preserve">[7] E. J. Hu et al., "LoRA: Low-Rank Adaptation of Large Language Models," </w:t>
       </w:r>
       <w:r>
         <w:rPr>

--- a/kiis2026f/paper/KIIS2026f_원고.docx
+++ b/kiis2026f/paper/KIIS2026f_원고.docx
@@ -59,7 +59,19 @@
               <w:rPr>
                 <w:rFonts w:ascii="HY중고딕" w:eastAsia="HY중고딕" w:hint="eastAsia"/>
               </w:rPr>
-              <w:t xml:space="preserve">결정 모델을 월드 모델로: LLM 에이전트에서 JEV와 생성형 LLM의 비교</w:t>
+              <w:t xml:space="preserve">결정 모델을 월드 모델로:</w:t>
+            </w:r>
+            <w:r>
+              <w:rPr>
+                <w:rFonts w:ascii="HY중고딕" w:eastAsia="HY중고딕" w:hint="eastAsia"/>
+              </w:rPr>
+              <w:br/>
+            </w:r>
+            <w:r>
+              <w:rPr>
+                <w:rFonts w:ascii="HY중고딕" w:eastAsia="HY중고딕" w:hint="eastAsia"/>
+              </w:rPr>
+              <w:t xml:space="preserve">LLM 에이전트에서 JEV와 생성형 LLM의 비교</w:t>
             </w:r>
           </w:p>
         </w:tc>
@@ -107,7 +119,25 @@
                 <w:bCs/>
                 <w:sz w:val="24"/>
               </w:rPr>
-              <w:t xml:space="preserve">A Decision Model as a World Model: Comparing JEV with Generative LLMs for LLM Agents</w:t>
+              <w:t xml:space="preserve">A Decision Model as a World Model:</w:t>
+            </w:r>
+            <w:r>
+              <w:rPr>
+                <w:rFonts w:ascii="HY중고딕" w:eastAsia="HY중고딕" w:hint="eastAsia"/>
+                <w:b/>
+                <w:bCs/>
+                <w:sz w:val="24"/>
+              </w:rPr>
+              <w:br/>
+            </w:r>
+            <w:r>
+              <w:rPr>
+                <w:rFonts w:ascii="HY중고딕" w:eastAsia="HY중고딕" w:hint="eastAsia"/>
+                <w:b/>
+                <w:bCs/>
+                <w:sz w:val="24"/>
+              </w:rPr>
+              <w:t xml:space="preserve">Comparing JEV with Generative LLMs for LLM Agents</w:t>
             </w:r>
           </w:p>
         </w:tc>
@@ -221,7 +251,7 @@
                 <w:rFonts w:ascii="신명조" w:eastAsia="신명조" w:hAnsi="굴림" w:cs="굴림" w:hint="eastAsia"/>
                 <w:sz w:val="20"/>
               </w:rPr>
-              <w:t xml:space="preserve">(소속 기관 학과)</w:t>
+              <w:t xml:space="preserve">충북대학교 정보통신공학부</w:t>
             </w:r>
           </w:p>
           <w:p>
@@ -240,7 +270,7 @@
                 <w:rFonts w:ascii="신명조" w:eastAsia="신명조" w:hAnsi="굴림" w:cs="굴림" w:hint="eastAsia"/>
                 <w:sz w:val="20"/>
               </w:rPr>
-              <w:t xml:space="preserve">E-mail: (이메일)</w:t>
+              <w:t xml:space="preserve">E-mail: thddydgnl1937@gmail.com</w:t>
             </w:r>
           </w:p>
         </w:tc>
@@ -342,7 +372,7 @@
                 <w:sz w:val="17"/>
                 <w:szCs w:val="17"/>
               </w:rPr>
-              <w:t xml:space="preserve">월드 모델(World Model), LLM 에이전트(LLM Agent), 결정 모델(Decision Model), 파인튜닝(Fine-tuning), TextWorld</w:t>
+              <w:t xml:space="preserve">월드 모델(World Model), LLM 에이전트, 결정 모델(Decision Model), 파인튜닝(Fine-tuning), TextWorld</w:t>
             </w:r>
           </w:p>
         </w:tc>

--- a/kiis2026f/paper/KIIS2026f_원고.docx
+++ b/kiis2026f/paper/KIIS2026f_원고.docx
@@ -177,14 +177,7 @@
               <w:rPr>
                 <w:rFonts w:ascii="HY중고딕" w:eastAsia="HY중고딕" w:hint="eastAsia"/>
               </w:rPr>
-              <w:t xml:space="preserve">(저자명)</w:t>
-            </w:r>
-            <w:r>
-              <w:rPr>
-                <w:rFonts w:ascii="HY중고딕" w:eastAsia="HY중고딕" w:hint="eastAsia"/>
-                <w:vertAlign w:val="superscript"/>
-              </w:rPr>
-              <w:t xml:space="preserve">1</w:t>
+              <w:t xml:space="preserve">송용휘</w:t>
             </w:r>
           </w:p>
           <w:p>
@@ -199,7 +192,7 @@
               <w:rPr>
                 <w:rFonts w:ascii="신명조" w:eastAsia="신명조" w:hint="eastAsia"/>
               </w:rPr>
-              <w:t xml:space="preserve">(Author Name)</w:t>
+              <w:t xml:space="preserve">Yong-Hwi Song</w:t>
             </w:r>
           </w:p>
         </w:tc>
@@ -238,14 +231,6 @@
                 <w:sz w:val="20"/>
               </w:rPr>
             </w:pPr>
-            <w:r>
-              <w:rPr>
-                <w:rFonts w:ascii="신명조" w:eastAsia="신명조" w:hAnsi="굴림" w:cs="굴림" w:hint="eastAsia"/>
-                <w:sz w:val="20"/>
-                <w:vertAlign w:val="superscript"/>
-              </w:rPr>
-              <w:t xml:space="preserve">1</w:t>
-            </w:r>
             <w:r>
               <w:rPr>
                 <w:rFonts w:ascii="신명조" w:eastAsia="신명조" w:hAnsi="굴림" w:cs="굴림" w:hint="eastAsia"/>

--- a/kiis2026f/paper/KIIS2026f_원고.docx
+++ b/kiis2026f/paper/KIIS2026f_원고.docx
@@ -59,7 +59,7 @@
               <w:rPr>
                 <w:rFonts w:ascii="HY중고딕" w:eastAsia="HY중고딕" w:hint="eastAsia"/>
               </w:rPr>
-              <w:t xml:space="preserve">결정 모델을 월드 모델로:</w:t>
+              <w:t xml:space="preserve">LLM 에이전트의 월드모델:</w:t>
             </w:r>
             <w:r>
               <w:rPr>
@@ -71,7 +71,7 @@
               <w:rPr>
                 <w:rFonts w:ascii="HY중고딕" w:eastAsia="HY중고딕" w:hint="eastAsia"/>
               </w:rPr>
-              <w:t xml:space="preserve">LLM 에이전트에서 JEV와 생성형 LLM의 비교</w:t>
+              <w:t xml:space="preserve">결정모델과 범용 LLM의 비교</w:t>
             </w:r>
           </w:p>
         </w:tc>
@@ -119,7 +119,7 @@
                 <w:bCs/>
                 <w:sz w:val="24"/>
               </w:rPr>
-              <w:t xml:space="preserve">A Decision Model as a World Model:</w:t>
+              <w:t xml:space="preserve">A World Model for LLM Agents:</w:t>
             </w:r>
             <w:r>
               <w:rPr>
@@ -137,7 +137,7 @@
                 <w:bCs/>
                 <w:sz w:val="24"/>
               </w:rPr>
-              <w:t xml:space="preserve">Comparing JEV with Generative LLMs for LLM Agents</w:t>
+              <w:t xml:space="preserve">Comparing a Decision Model with General-Purpose LLMs</w:t>
             </w:r>
           </w:p>
         </w:tc>
@@ -177,7 +177,7 @@
               <w:rPr>
                 <w:rFonts w:ascii="HY중고딕" w:eastAsia="HY중고딕" w:hint="eastAsia"/>
               </w:rPr>
-              <w:t xml:space="preserve">송용휘</w:t>
+              <w:t xml:space="preserve">송용휘·이건명</w:t>
             </w:r>
           </w:p>
           <w:p>
@@ -192,7 +192,7 @@
               <w:rPr>
                 <w:rFonts w:ascii="신명조" w:eastAsia="신명조" w:hint="eastAsia"/>
               </w:rPr>
-              <w:t xml:space="preserve">Yong-Hwi Song</w:t>
+              <w:t xml:space="preserve">Yong Hwi Song and Keon Myung Lee</w:t>
             </w:r>
           </w:p>
         </w:tc>
@@ -255,7 +255,7 @@
                 <w:rFonts w:ascii="신명조" w:eastAsia="신명조" w:hAnsi="굴림" w:cs="굴림" w:hint="eastAsia"/>
                 <w:sz w:val="20"/>
               </w:rPr>
-              <w:t xml:space="preserve">E-mail: thddydgnl1937@gmail.com</w:t>
+              <w:t xml:space="preserve">E-mail: thddydgnl1937@gmail.com, kmlee@cbnu.ac.kr</w:t>
             </w:r>
           </w:p>
         </w:tc>
@@ -316,7 +316,7 @@
                 <w:sz w:val="17"/>
                 <w:szCs w:val="17"/>
               </w:rPr>
-              <w:t xml:space="preserve">선택지 위의 확률로 답하는 결정 모델(decision model) JEV를 LLM 에이전트의 월드 모델로 쓰는 방법을 제시하고, LLM을 그대로 또는 파인튜닝해 쓰는 방법과 비교한다. TextWorld 과제에서 과제 학습 없이 쓴 JEV의 성공률은 93.4%로, 실패한 행동만 기억하는 에이전트(79.5%)보다 높고 완벽한 예측을 넣은 기준(92.7%)과 구분되지 않았다. 학습 없는 LLM은 선택지로 물으면 83.0%, 다음 상태를 생성하게 하면 59.0%였고, 이 차이는 생성한 상태의 26.0%가 파싱되지 않는 데서 비롯됐다. 전이 6,000개로 파인튜닝한 LLM은 학습한 구조에서 92.7%에 도달했지만, 새 구조에서는 다단계 예측 정확도가 JEV보다 25.6–26.7%p 더 떨어졌다.</w:t>
+              <w:t xml:space="preserve">선택지 위의 확률로 답하는 결정 모델 JEV를 LLM 에이전트의 월드 모델로 쓰는 방법을 제시하고, LLM을 그대로 또는 파인튜닝해 쓰는 방법과 비교한다. TextWorld 과제에서 과제 학습 없이 쓴 JEV의 성공률은 93.4%로, 실패한 행동만 기억하는 에이전트(79.5%)보다 높고 완벽한 예측을 넣은 기준(92.7%)과 구분되지 않았다. 학습 없는 LLM은 선택지로 물으면 83.0%, 다음 상태를 생성하게 하면 59.0%였고, 이 차이는 생성한 상태의 26.0%가 파싱되지 않는 데서 비롯됐다. 전이 6,000개로 파인튜닝한 LLM은 학습한 구조에서 92.7%에 도달했지만, 새 구조에서는 다단계 예측 정확도가 JEV보다 25.6–26.7%p 더 떨어졌다.</w:t>
             </w:r>
           </w:p>
           <w:p>

--- a/kiis2026f/paper/KIIS2026f_원고.docx
+++ b/kiis2026f/paper/KIIS2026f_원고.docx
@@ -177,7 +177,27 @@
               <w:rPr>
                 <w:rFonts w:ascii="HY중고딕" w:eastAsia="HY중고딕" w:hint="eastAsia"/>
               </w:rPr>
-              <w:t xml:space="preserve">송용휘·이건명</w:t>
+              <w:t xml:space="preserve">송용휘</w:t>
+            </w:r>
+            <w:r>
+              <w:rPr>
+                <w:rFonts w:ascii="HY중고딕" w:eastAsia="HY중고딕" w:hint="eastAsia"/>
+                <w:vertAlign w:val="superscript"/>
+              </w:rPr>
+              <w:t xml:space="preserve">1</w:t>
+            </w:r>
+            <w:r>
+              <w:rPr>
+                <w:rFonts w:ascii="HY중고딕" w:eastAsia="HY중고딕" w:hint="eastAsia"/>
+              </w:rPr>
+              <w:t xml:space="preserve">·이건명</w:t>
+            </w:r>
+            <w:r>
+              <w:rPr>
+                <w:rFonts w:ascii="HY중고딕" w:eastAsia="HY중고딕" w:hint="eastAsia"/>
+                <w:vertAlign w:val="superscript"/>
+              </w:rPr>
+              <w:t xml:space="preserve">2</w:t>
             </w:r>
           </w:p>
           <w:p>
@@ -192,14 +212,34 @@
               <w:rPr>
                 <w:rFonts w:ascii="신명조" w:eastAsia="신명조" w:hint="eastAsia"/>
               </w:rPr>
-              <w:t xml:space="preserve">Yong Hwi Song and Keon Myung Lee</w:t>
+              <w:t xml:space="preserve">Yong Hwi Song</w:t>
+            </w:r>
+            <w:r>
+              <w:rPr>
+                <w:rFonts w:ascii="신명조" w:eastAsia="신명조" w:hint="eastAsia"/>
+                <w:vertAlign w:val="superscript"/>
+              </w:rPr>
+              <w:t xml:space="preserve">1</w:t>
+            </w:r>
+            <w:r>
+              <w:rPr>
+                <w:rFonts w:ascii="신명조" w:eastAsia="신명조" w:hint="eastAsia"/>
+              </w:rPr>
+              <w:t xml:space="preserve"> and Keon Myung Lee</w:t>
+            </w:r>
+            <w:r>
+              <w:rPr>
+                <w:rFonts w:ascii="신명조" w:eastAsia="신명조" w:hint="eastAsia"/>
+                <w:vertAlign w:val="superscript"/>
+              </w:rPr>
+              <w:t xml:space="preserve">2</w:t>
             </w:r>
           </w:p>
         </w:tc>
       </w:tr>
       <w:tr>
         <w:trPr>
-          <w:trHeight w:val="560"/>
+          <w:trHeight w:val="1120"/>
         </w:trPr>
         <w:tc>
           <w:tcPr>
@@ -235,6 +275,14 @@
               <w:rPr>
                 <w:rFonts w:ascii="신명조" w:eastAsia="신명조" w:hAnsi="굴림" w:cs="굴림" w:hint="eastAsia"/>
                 <w:sz w:val="20"/>
+                <w:vertAlign w:val="superscript"/>
+              </w:rPr>
+              <w:t xml:space="preserve">1</w:t>
+            </w:r>
+            <w:r>
+              <w:rPr>
+                <w:rFonts w:ascii="신명조" w:eastAsia="신명조" w:hAnsi="굴림" w:cs="굴림" w:hint="eastAsia"/>
+                <w:sz w:val="20"/>
               </w:rPr>
               <w:t xml:space="preserve">충북대학교 정보통신공학부</w:t>
             </w:r>
@@ -255,7 +303,53 @@
                 <w:rFonts w:ascii="신명조" w:eastAsia="신명조" w:hAnsi="굴림" w:cs="굴림" w:hint="eastAsia"/>
                 <w:sz w:val="20"/>
               </w:rPr>
-              <w:t xml:space="preserve">E-mail: thddydgnl1937@gmail.com, kmlee@cbnu.ac.kr</w:t>
+              <w:t xml:space="preserve">E-mail: thddydgnl1937@gmail.com</w:t>
+            </w:r>
+          </w:p>
+          <w:p>
+            <w:pPr>
+              <w:wordWrap/>
+              <w:spacing w:line="240" w:lineRule="auto"/>
+              <w:ind w:left="300" w:right="300"/>
+              <w:jc w:val="center"/>
+              <w:rPr>
+                <w:rFonts w:hAnsi="굴림" w:cs="굴림"/>
+                <w:sz w:val="20"/>
+              </w:rPr>
+            </w:pPr>
+            <w:r>
+              <w:rPr>
+                <w:rFonts w:ascii="신명조" w:eastAsia="신명조" w:hAnsi="굴림" w:cs="굴림" w:hint="eastAsia"/>
+                <w:sz w:val="20"/>
+                <w:vertAlign w:val="superscript"/>
+              </w:rPr>
+              <w:t xml:space="preserve">2</w:t>
+            </w:r>
+            <w:r>
+              <w:rPr>
+                <w:rFonts w:ascii="신명조" w:eastAsia="신명조" w:hAnsi="굴림" w:cs="굴림" w:hint="eastAsia"/>
+                <w:sz w:val="20"/>
+              </w:rPr>
+              <w:t xml:space="preserve">충북대학교 소프트웨어학부</w:t>
+            </w:r>
+          </w:p>
+          <w:p>
+            <w:pPr>
+              <w:wordWrap/>
+              <w:spacing w:line="240" w:lineRule="auto"/>
+              <w:ind w:left="300" w:right="300"/>
+              <w:jc w:val="center"/>
+              <w:rPr>
+                <w:rFonts w:hAnsi="굴림" w:cs="굴림"/>
+                <w:sz w:val="20"/>
+              </w:rPr>
+            </w:pPr>
+            <w:r>
+              <w:rPr>
+                <w:rFonts w:ascii="신명조" w:eastAsia="신명조" w:hAnsi="굴림" w:cs="굴림" w:hint="eastAsia"/>
+                <w:sz w:val="20"/>
+              </w:rPr>
+              <w:t xml:space="preserve">E-mail: kmlee@cbnu.ac.kr</w:t>
             </w:r>
           </w:p>
         </w:tc>
